--- a/resources/uploads/AQA_Test_Acces_docx.docx
+++ b/resources/uploads/AQA_Test_Acces_docx.docx
@@ -36,7 +36,9 @@
         </w:tblCellMar>
         <w:tblLayout w:type="fixed"/>
       </w:tblPr>
-      <w:tblGrid/>
+      <w:tblGrid>
+        <w:gridCol w:w="9355"/>
+      </w:tblGrid>
       <w:tr>
         <w:trPr>
           <w:trHeight w:val="57" w:hRule="atLeast"/>
@@ -116,11 +118,16 @@
       <w:pPr>
         <w:pStyle w:val="DZ17"/>
       </w:pPr>
-      <w:ins w:id="1" w:author="AQA_admin" w:date="2025-09-08T14:00:24.246" w:committed="false">
+      <w:commentRangeStart w:id="827"/>
+      <w:ins w:id="1" w:author="AQA_admin" w:date="2025-09-08T12:00:24.246" w:committed="false">
         <w:r>
           <w:t>justReview</w:t>
         </w:r>
       </w:ins>
+      <w:commentRangeEnd w:id="827"/>
+      <w:r>
+        <w:commentReference w:id="827"/>
+      </w:r>
     </w:p>
     <w:sectPr>
       <w:pgSz w:w="11906" w:h="16838" w:orient="portrait"/>
@@ -134,6 +141,24 @@
     </w:sectPr>
   </w:body>
 </w:document>
+</file>
+
+<file path=word/comments.xml><?xml version="1.0" encoding="utf-8"?>
+<w:comments xmlns:a="http://schemas.openxmlformats.org/drawingml/2006/main" xmlns:aink="http://schemas.microsoft.com/office/drawing/2016/ink" xmlns:am3d="http://schemas.microsoft.com/office/drawing/2017/model3d" xmlns:cp="http://schemas.openxmlformats.org/package/2006/metadata/core-properties" xmlns:cx="http://schemas.microsoft.com/office/drawing/2014/chartex" xmlns:cx1="http://schemas.microsoft.com/office/drawing/2015/9/8/chartex" xmlns:cx2="http://schemas.microsoft.com/office/drawing/2015/10/21/chartex" xmlns:cx3="http://schemas.microsoft.com/office/drawing/2016/5/9/chartex" xmlns:cx4="http://schemas.microsoft.com/office/drawing/2016/5/10/chartex" xmlns:cx5="http://schemas.microsoft.com/office/drawing/2016/5/11/chartex" xmlns:cx6="http://schemas.microsoft.com/office/drawing/2016/5/12/chartex" xmlns:cx7="http://schemas.microsoft.com/office/drawing/2016/5/13/chartex" xmlns:cx8="http://schemas.microsoft.com/office/drawing/2016/5/14/chartex" xmlns:dc="http://purl.org/dc/elements/1.1/" xmlns:dcterms="http://purl.org/dc/terms/" xmlns:dcmitype="http://purl.org/dc/dcmitype/" xmlns:m="http://schemas.openxmlformats.org/officeDocument/2006/math" xmlns:mc="http://schemas.openxmlformats.org/markup-compatibility/2006" xmlns:o="urn:schemas-microsoft-com:office:office" xmlns:pic="http://schemas.openxmlformats.org/drawingml/2006/picture" xmlns:r="http://schemas.openxmlformats.org/officeDocument/2006/relationships" xmlns:v="urn:schemas-microsoft-com:vml" xmlns:w="http://schemas.openxmlformats.org/wordprocessingml/2006/main" xmlns:w10="urn:schemas-microsoft-com:office:word" xmlns:w14="http://schemas.microsoft.com/office/word/2010/wordml" xmlns:w15="http://schemas.microsoft.com/office/word/2012/wordml" xmlns:w16cex="http://schemas.microsoft.com/office/word/2018/wordml/cex" xmlns:w16cid="http://schemas.microsoft.com/office/word/2016/wordml/cid" xmlns:w16="http://schemas.microsoft.com/office/word/2018/wordml" xmlns:w16se="http://schemas.microsoft.com/office/word/2015/wordml/symex" xmlns:wne="http://schemas.microsoft.com/office/word/2006/wordml" xmlns:wp="http://schemas.openxmlformats.org/drawingml/2006/wordprocessingDrawing" xmlns:wp14="http://schemas.microsoft.com/office/word/2010/wordprocessingDrawing" xmlns:wpc="http://schemas.microsoft.com/office/word/2010/wordprocessingCanvas" xmlns:wpg="http://schemas.microsoft.com/office/word/2010/wordprocessingGroup" xmlns:wpi="http://schemas.microsoft.com/office/word/2010/wordprocessingInk" xmlns:wps="http://schemas.microsoft.com/office/word/2010/wordprocessingShape" xmlns:xsi="http://www.w3.org/2001/XMLSchema-instance" mc:Ignorable="w14 wp14 w15 w16 w16cex w16cid w16se">
+  <w:comment w:id="827" w:date="2026-07-10T12:03:41.640" w:author="AQA_admin" w:initials="A">
+    <w:p>
+      <w:r>
+        <w:t>AQA</w:t>
+      </w:r>
+    </w:p>
+  </w:comment>
+</w:comments>
+</file>
+
+<file path=word/commentsExtended.xml><?xml version="1.0" encoding="utf-8"?>
+<w15:commentsEx xmlns:a="http://schemas.openxmlformats.org/drawingml/2006/main" xmlns:aink="http://schemas.microsoft.com/office/drawing/2016/ink" xmlns:am3d="http://schemas.microsoft.com/office/drawing/2017/model3d" xmlns:cp="http://schemas.openxmlformats.org/package/2006/metadata/core-properties" xmlns:cx="http://schemas.microsoft.com/office/drawing/2014/chartex" xmlns:cx1="http://schemas.microsoft.com/office/drawing/2015/9/8/chartex" xmlns:cx2="http://schemas.microsoft.com/office/drawing/2015/10/21/chartex" xmlns:cx3="http://schemas.microsoft.com/office/drawing/2016/5/9/chartex" xmlns:cx4="http://schemas.microsoft.com/office/drawing/2016/5/10/chartex" xmlns:cx5="http://schemas.microsoft.com/office/drawing/2016/5/11/chartex" xmlns:cx6="http://schemas.microsoft.com/office/drawing/2016/5/12/chartex" xmlns:cx7="http://schemas.microsoft.com/office/drawing/2016/5/13/chartex" xmlns:cx8="http://schemas.microsoft.com/office/drawing/2016/5/14/chartex" xmlns:dc="http://purl.org/dc/elements/1.1/" xmlns:dcterms="http://purl.org/dc/terms/" xmlns:dcmitype="http://purl.org/dc/dcmitype/" xmlns:m="http://schemas.openxmlformats.org/officeDocument/2006/math" xmlns:mc="http://schemas.openxmlformats.org/markup-compatibility/2006" xmlns:o="urn:schemas-microsoft-com:office:office" xmlns:pic="http://schemas.openxmlformats.org/drawingml/2006/picture" xmlns:r="http://schemas.openxmlformats.org/officeDocument/2006/relationships" xmlns:v="urn:schemas-microsoft-com:vml" xmlns:w="http://schemas.openxmlformats.org/wordprocessingml/2006/main" xmlns:w10="urn:schemas-microsoft-com:office:word" xmlns:w14="http://schemas.microsoft.com/office/word/2010/wordml" xmlns:w15="http://schemas.microsoft.com/office/word/2012/wordml" xmlns:w16cex="http://schemas.microsoft.com/office/word/2018/wordml/cex" xmlns:w16cid="http://schemas.microsoft.com/office/word/2016/wordml/cid" xmlns:w16="http://schemas.microsoft.com/office/word/2018/wordml" xmlns:w16se="http://schemas.microsoft.com/office/word/2015/wordml/symex" xmlns:wne="http://schemas.microsoft.com/office/word/2006/wordml" xmlns:wp="http://schemas.openxmlformats.org/drawingml/2006/wordprocessingDrawing" xmlns:wp14="http://schemas.microsoft.com/office/word/2010/wordprocessingDrawing" xmlns:wpc="http://schemas.microsoft.com/office/word/2010/wordprocessingCanvas" xmlns:wpg="http://schemas.microsoft.com/office/word/2010/wordprocessingGroup" xmlns:wpi="http://schemas.microsoft.com/office/word/2010/wordprocessingInk" xmlns:wps="http://schemas.microsoft.com/office/word/2010/wordprocessingShape" xmlns:xsi="http://www.w3.org/2001/XMLSchema-instance" mc:Ignorable="w14 wp14 w15 w16 w16cex w16cid w16se">
+  <w15:commentEx w15:paraId="78b9a968" w15:done="false"/>
+</w15:commentsEx>
 </file>
 
 <file path=word/endnotes.xml><?xml version="1.0" encoding="utf-8"?>
@@ -177,7 +202,7 @@
       <w:jc w:val="center"/>
     </w:pPr>
     <w:r>
-      <w:fldChar w:fldCharType="begin"/>
+      <w:fldChar w:fldCharType="begin" w:fldLock="false"/>
       <w:instrText xml:space="preserve">PAGE \* "Arabic"</w:instrText>
       <w:fldChar w:fldCharType="separate"/>
     </w:r>
@@ -7799,14 +7824,4 @@
     <ds:schemaRef ds:uri="http://schemas.openxmlformats.org/officeDocument/2006/bibliography"/>
   </ds:schemaRefs>
 </ds:datastoreItem>
-</file>
-
-<file path=doczilla/structure.xml><?xml version="1.0" encoding="utf-8"?>
-<w:structure xmlns:a="http://schemas.openxmlformats.org/drawingml/2006/main" xmlns:aink="http://schemas.microsoft.com/office/drawing/2016/ink" xmlns:am3d="http://schemas.microsoft.com/office/drawing/2017/model3d" xmlns:cp="http://schemas.openxmlformats.org/package/2006/metadata/core-properties" xmlns:cx="http://schemas.microsoft.com/office/drawing/2014/chartex" xmlns:cx1="http://schemas.microsoft.com/office/drawing/2015/9/8/chartex" xmlns:cx2="http://schemas.microsoft.com/office/drawing/2015/10/21/chartex" xmlns:cx3="http://schemas.microsoft.com/office/drawing/2016/5/9/chartex" xmlns:cx4="http://schemas.microsoft.com/office/drawing/2016/5/10/chartex" xmlns:cx5="http://schemas.microsoft.com/office/drawing/2016/5/11/chartex" xmlns:cx6="http://schemas.microsoft.com/office/drawing/2016/5/12/chartex" xmlns:cx7="http://schemas.microsoft.com/office/drawing/2016/5/13/chartex" xmlns:cx8="http://schemas.microsoft.com/office/drawing/2016/5/14/chartex" xmlns:dc="http://purl.org/dc/elements/1.1/" xmlns:dcterms="http://purl.org/dc/terms/" xmlns:dcmitype="http://purl.org/dc/dcmitype/" xmlns:m="http://schemas.openxmlformats.org/officeDocument/2006/math" xmlns:mc="http://schemas.openxmlformats.org/markup-compatibility/2006" xmlns:o="urn:schemas-microsoft-com:office:office" xmlns:pic="http://schemas.openxmlformats.org/drawingml/2006/picture" xmlns:r="http://schemas.openxmlformats.org/officeDocument/2006/relationships" xmlns:v="urn:schemas-microsoft-com:vml" xmlns:w="http://schemas.openxmlformats.org/wordprocessingml/2006/main" xmlns:w10="urn:schemas-microsoft-com:office:word" xmlns:w14="http://schemas.microsoft.com/office/word/2010/wordml" xmlns:w15="http://schemas.microsoft.com/office/word/2012/wordml" xmlns:w16cex="http://schemas.microsoft.com/office/word/2018/wordml/cex" xmlns:w16cid="http://schemas.microsoft.com/office/word/2016/wordml/cid" xmlns:w16="http://schemas.microsoft.com/office/word/2018/wordml" xmlns:w16se="http://schemas.microsoft.com/office/word/2015/wordml/symex" xmlns:wne="http://schemas.microsoft.com/office/word/2006/wordml" xmlns:wp="http://schemas.openxmlformats.org/drawingml/2006/wordprocessingDrawing" xmlns:wp14="http://schemas.microsoft.com/office/word/2010/wordprocessingDrawing" xmlns:wpc="http://schemas.microsoft.com/office/word/2010/wordprocessingCanvas" xmlns:wpg="http://schemas.microsoft.com/office/word/2010/wordprocessingGroup" xmlns:wpi="http://schemas.microsoft.com/office/word/2010/wordprocessingInk" xmlns:wps="http://schemas.microsoft.com/office/word/2010/wordprocessingShape" xmlns:xsi="http://www.w3.org/2001/XMLSchema-instance" version="4" mc:Ignorable="w14 wp14 w15 w16 w16cex w16cid w16se">
-  <w:dataset>
-    <w:rows>
-      <w:row/>
-    </w:rows>
-  </w:dataset>
-</w:structure>
 </file>